--- a/Clinical Medicine and Surgery I Exam 3/cms-exam-3-clin-med-pro-guide.docx
+++ b/Clinical Medicine and Surgery I Exam 3/cms-exam-3-clin-med-pro-guide.docx
@@ -25693,7 +25693,7 @@
           <w:b w:val="0"/>
           <w:i w:val="0"/>
         </w:rPr>
-        <w:t xml:space="preserve">Rapid antigen test; confirm a negative with throat culture; ASO (antistreptolysin O) titer called definitive (carriers); Centor criteria: fever, exudate, tender anterior nodes, no cough, age 3-14 (+1), 45 or older (-1) </w:t>
+        <w:t xml:space="preserve">Rapid antigen test; confirm a negative with throat culture in children and adolescents (slide: always); ASO (antistreptolysin O) titer shows recent past infection, as in rheumatic fever, and does not diagnose acute pharyngitis (slide calls it definitive); Centor criteria: fever, exudate, tender anterior nodes, no cough, age 3-14 (+1), 45 or older (-1) </w:t>
       </w:r>
       <w:r>
         <w:rPr>
